--- a/Pregrado/Trabajo de grado 3/Clases/LEEME - Material para estudiantes.docx
+++ b/Pregrado/Trabajo de grado 3/Clases/LEEME - Material para estudiantes.docx
@@ -300,6 +300,100 @@
           <w:sz w:val="22"/>
         </w:rPr>
         <w:t xml:space="preserve"> — encuadre, el Docente, rompehielos Padlet y acuerdos.</w:t>
+      </w:r>
+    </w:p>
+    <w:p>
+      <w:pPr>
+        <w:pStyle w:val="ListNumber"/>
+      </w:pPr>
+      <w:r>
+        <w:rPr>
+          <w:rFonts w:ascii="Calibri" w:hAnsi="Calibri"/>
+          <w:b/>
+          <w:color w:val="2B2B2B"/>
+          <w:sz w:val="22"/>
+        </w:rPr>
+        <w:t>`Sesion 01 - …/`</w:t>
+      </w:r>
+      <w:r>
+        <w:rPr>
+          <w:rFonts w:ascii="Calibri" w:hAnsi="Calibri"/>
+          <w:b w:val="0"/>
+          <w:color w:val="2B2B2B"/>
+          <w:sz w:val="22"/>
+        </w:rPr>
+        <w:t xml:space="preserve"> — además del deck, trae la </w:t>
+      </w:r>
+      <w:r>
+        <w:rPr>
+          <w:rFonts w:ascii="Calibri" w:hAnsi="Calibri"/>
+          <w:b/>
+          <w:color w:val="2B2B2B"/>
+          <w:sz w:val="22"/>
+        </w:rPr>
+        <w:t>lectura autónoma</w:t>
+      </w:r>
+      <w:r>
+        <w:rPr>
+          <w:rFonts w:ascii="Calibri" w:hAnsi="Calibri"/>
+          <w:b w:val="0"/>
+          <w:color w:val="2B2B2B"/>
+          <w:sz w:val="22"/>
+        </w:rPr>
+        <w:t xml:space="preserve"> de la semana en PDF y el archivo </w:t>
+      </w:r>
+      <w:r>
+        <w:rPr>
+          <w:rFonts w:ascii="Consolas" w:hAnsi="Consolas"/>
+          <w:color w:val="111111"/>
+          <w:sz w:val="21"/>
+        </w:rPr>
+        <w:t>Lectura autonoma - Sesion 01.txt</w:t>
+      </w:r>
+      <w:r>
+        <w:rPr>
+          <w:rFonts w:ascii="Calibri" w:hAnsi="Calibri"/>
+          <w:b w:val="0"/>
+          <w:color w:val="2B2B2B"/>
+          <w:sz w:val="22"/>
+        </w:rPr>
+        <w:t xml:space="preserve"> con la cita, el enlace y </w:t>
+      </w:r>
+      <w:r>
+        <w:rPr>
+          <w:rFonts w:ascii="Calibri" w:hAnsi="Calibri"/>
+          <w:b/>
+          <w:color w:val="2B2B2B"/>
+          <w:sz w:val="22"/>
+        </w:rPr>
+        <w:t>qué traer a la Sesión 02</w:t>
+      </w:r>
+      <w:r>
+        <w:rPr>
+          <w:rFonts w:ascii="Calibri" w:hAnsi="Calibri"/>
+          <w:b w:val="0"/>
+          <w:color w:val="2B2B2B"/>
+          <w:sz w:val="22"/>
+        </w:rPr>
+        <w:t xml:space="preserve">. La Sesión 01 es de </w:t>
+      </w:r>
+      <w:r>
+        <w:rPr>
+          <w:rFonts w:ascii="Calibri" w:hAnsi="Calibri"/>
+          <w:b/>
+          <w:color w:val="2B2B2B"/>
+          <w:sz w:val="22"/>
+        </w:rPr>
+        <w:t>encuadre</w:t>
+      </w:r>
+      <w:r>
+        <w:rPr>
+          <w:rFonts w:ascii="Calibri" w:hAnsi="Calibri"/>
+          <w:b w:val="0"/>
+          <w:color w:val="2B2B2B"/>
+          <w:sz w:val="22"/>
+        </w:rPr>
+        <w:t>: no se dicta tema, el contenido arranca en la Sesión 02.</w:t>
       </w:r>
     </w:p>
     <w:p>
@@ -1058,6 +1152,28 @@
           <w:color w:val="111111"/>
           <w:sz w:val="19"/>
         </w:rPr>
+        <w:t xml:space="preserve">    Lectura autonoma - Sesion 01.txt       ← qué leer, para cuándo y dónde está</w:t>
+      </w:r>
+      <w:r>
+        <w:br/>
+      </w:r>
+      <w:r>
+        <w:rPr>
+          <w:rFonts w:ascii="Consolas" w:hAnsi="Consolas"/>
+          <w:color w:val="111111"/>
+          <w:sz w:val="19"/>
+        </w:rPr>
+        <w:t xml:space="preserve">    Lectura … .pdf                          ← la(s) lectura(s), en acceso abierto</w:t>
+      </w:r>
+      <w:r>
+        <w:br/>
+      </w:r>
+      <w:r>
+        <w:rPr>
+          <w:rFonts w:ascii="Consolas" w:hAnsi="Consolas"/>
+          <w:color w:val="111111"/>
+          <w:sz w:val="19"/>
+        </w:rPr>
         <w:t xml:space="preserve">    (fichas / capturas de apoyo si aplica)</w:t>
       </w:r>
       <w:r>
@@ -1161,7 +1277,78 @@
           <w:color w:val="2B2B2B"/>
           <w:sz w:val="22"/>
         </w:rPr>
-        <w:t>) y, si hay, plantillas o capturas de apoyo para el taller.</w:t>
+        <w:t xml:space="preserve">) y, si hay, plantillas o capturas de apoyo para el taller. En </w:t>
+      </w:r>
+      <w:r>
+        <w:rPr>
+          <w:rFonts w:ascii="Calibri" w:hAnsi="Calibri"/>
+          <w:b/>
+          <w:color w:val="2B2B2B"/>
+          <w:sz w:val="22"/>
+        </w:rPr>
+        <w:t>`Sesion 01 - …/`</w:t>
+      </w:r>
+      <w:r>
+        <w:rPr>
+          <w:rFonts w:ascii="Calibri" w:hAnsi="Calibri"/>
+          <w:b w:val="0"/>
+          <w:color w:val="2B2B2B"/>
+          <w:sz w:val="22"/>
+        </w:rPr>
+        <w:t xml:space="preserve"> están además la </w:t>
+      </w:r>
+      <w:r>
+        <w:rPr>
+          <w:rFonts w:ascii="Calibri" w:hAnsi="Calibri"/>
+          <w:b/>
+          <w:color w:val="2B2B2B"/>
+          <w:sz w:val="22"/>
+        </w:rPr>
+        <w:t>lectura autónoma</w:t>
+      </w:r>
+      <w:r>
+        <w:rPr>
+          <w:rFonts w:ascii="Calibri" w:hAnsi="Calibri"/>
+          <w:b w:val="0"/>
+          <w:color w:val="2B2B2B"/>
+          <w:sz w:val="22"/>
+        </w:rPr>
+        <w:t xml:space="preserve"> (PDF de acceso abierto) y el </w:t>
+      </w:r>
+      <w:r>
+        <w:rPr>
+          <w:rFonts w:ascii="Consolas" w:hAnsi="Consolas"/>
+          <w:color w:val="111111"/>
+          <w:sz w:val="21"/>
+        </w:rPr>
+        <w:t>.txt</w:t>
+      </w:r>
+      <w:r>
+        <w:rPr>
+          <w:rFonts w:ascii="Calibri" w:hAnsi="Calibri"/>
+          <w:b w:val="0"/>
+          <w:color w:val="2B2B2B"/>
+          <w:sz w:val="22"/>
+        </w:rPr>
+        <w:t xml:space="preserve"> que dice qué leer, cuánto tarda y qué traer a la Sesión 02: </w:t>
+      </w:r>
+      <w:r>
+        <w:rPr>
+          <w:rFonts w:ascii="Calibri" w:hAnsi="Calibri"/>
+          <w:b/>
+          <w:color w:val="2B2B2B"/>
+          <w:sz w:val="22"/>
+        </w:rPr>
+        <w:t>no hay que buscarla en ningún otro lado</w:t>
+      </w:r>
+      <w:r>
+        <w:rPr>
+          <w:rFonts w:ascii="Calibri" w:hAnsi="Calibri"/>
+          <w:b w:val="0"/>
+          <w:color w:val="2B2B2B"/>
+          <w:sz w:val="22"/>
+        </w:rPr>
+        <w:t>.</w:t>
       </w:r>
     </w:p>
     <w:p>

--- a/Pregrado/Trabajo de grado 3/Clases/LEEME - Material para estudiantes.docx
+++ b/Pregrado/Trabajo de grado 3/Clases/LEEME - Material para estudiantes.docx
@@ -676,7 +676,7 @@
                 <w:color w:val="2B2B2B"/>
                 <w:sz w:val="20"/>
               </w:rPr>
-              <w:t>[URL CDigital — campus del curso pendiente]</w:t>
+              <w:t>https://cdigital.cun.edu.co/course/view.php?id=112321</w:t>
             </w:r>
           </w:p>
         </w:tc>

--- a/Pregrado/Trabajo de grado 3/Clases/LEEME - Material para estudiantes.docx
+++ b/Pregrado/Trabajo de grado 3/Clases/LEEME - Material para estudiantes.docx
@@ -742,7 +742,7 @@
           <w:color w:val="007433"/>
           <w:sz w:val="32"/>
         </w:rPr>
-        <w:t>ACAs / entregas evaluadas (enunciados)</w:t>
+        <w:t>Lo que se evalúa (los ítems de CDigital, uno por uno)</w:t>
       </w:r>
     </w:p>
     <w:p>
@@ -753,7 +753,43 @@
           <w:color w:val="2B2B2B"/>
           <w:sz w:val="22"/>
         </w:rPr>
-        <w:t xml:space="preserve">Los enunciados completos viven en </w:t>
+        <w:t xml:space="preserve">Esta tabla es </w:t>
+      </w:r>
+      <w:r>
+        <w:rPr>
+          <w:rFonts w:ascii="Calibri" w:hAnsi="Calibri"/>
+          <w:b/>
+          <w:color w:val="2B2B2B"/>
+          <w:sz w:val="22"/>
+        </w:rPr>
+        <w:t>el libro de calificaciones de tu aula</w:t>
+      </w:r>
+      <w:r>
+        <w:rPr>
+          <w:rFonts w:ascii="Calibri" w:hAnsi="Calibri"/>
+          <w:b w:val="0"/>
+          <w:color w:val="2B2B2B"/>
+          <w:sz w:val="22"/>
+        </w:rPr>
+        <w:t xml:space="preserve">: cada fila es un ítem que existe en </w:t>
+      </w:r>
+      <w:r>
+        <w:rPr>
+          <w:rFonts w:ascii="Calibri" w:hAnsi="Calibri"/>
+          <w:b/>
+          <w:color w:val="2B2B2B"/>
+          <w:sz w:val="22"/>
+        </w:rPr>
+        <w:t>CDigital</w:t>
+      </w:r>
+      <w:r>
+        <w:rPr>
+          <w:rFonts w:ascii="Calibri" w:hAnsi="Calibri"/>
+          <w:b w:val="0"/>
+          <w:color w:val="2B2B2B"/>
+          <w:sz w:val="22"/>
+        </w:rPr>
+        <w:t xml:space="preserve"> y tiene su propio documento en </w:t>
       </w:r>
       <w:r>
         <w:rPr>
@@ -771,15 +807,16 @@
           <w:color w:val="2B2B2B"/>
           <w:sz w:val="22"/>
         </w:rPr>
-        <w:t xml:space="preserve"> (archivos </w:t>
+        <w:t xml:space="preserve">. Los cuestionarios (quices y parciales) </w:t>
       </w:r>
       <w:r>
         <w:rPr>
-          <w:rFonts w:ascii="Consolas" w:hAnsi="Consolas"/>
-          <w:color w:val="111111"/>
-          <w:sz w:val="21"/>
+          <w:rFonts w:ascii="Calibri" w:hAnsi="Calibri"/>
+          <w:b/>
+          <w:color w:val="2B2B2B"/>
+          <w:sz w:val="22"/>
         </w:rPr>
-        <w:t>.docx</w:t>
+        <w:t>se resuelven en el aula, no se sube archivo</w:t>
       </w:r>
       <w:r>
         <w:rPr>
@@ -788,7 +825,7 @@
           <w:color w:val="2B2B2B"/>
           <w:sz w:val="22"/>
         </w:rPr>
-        <w:t xml:space="preserve"> con identidad CUN). Léelos antes de cada entrega. Las notas oficiales se registran en </w:t>
+        <w:t xml:space="preserve">; su documento es la </w:t>
       </w:r>
       <w:r>
         <w:rPr>
@@ -797,7 +834,7 @@
           <w:color w:val="2B2B2B"/>
           <w:sz w:val="22"/>
         </w:rPr>
-        <w:t>CDigital</w:t>
+        <w:t>guía</w:t>
       </w:r>
       <w:r>
         <w:rPr>
@@ -806,7 +843,7 @@
           <w:color w:val="2B2B2B"/>
           <w:sz w:val="22"/>
         </w:rPr>
-        <w:t>.</w:t>
+        <w:t xml:space="preserve"> que te dice qué entra. Las tareas sí se suben. Léelo antes de cada fecha: las notas oficiales solo salen de CDigital.</w:t>
       </w:r>
     </w:p>
     <w:tbl>
@@ -816,14 +853,16 @@
         <w:tblLook w:firstColumn="1" w:firstRow="1" w:lastColumn="0" w:lastRow="0" w:noHBand="0" w:noVBand="1" w:val="04A0"/>
       </w:tblPr>
       <w:tblGrid>
-        <w:gridCol w:w="3264"/>
-        <w:gridCol w:w="3264"/>
-        <w:gridCol w:w="3264"/>
+        <w:gridCol w:w="1958"/>
+        <w:gridCol w:w="1958"/>
+        <w:gridCol w:w="1958"/>
+        <w:gridCol w:w="1958"/>
+        <w:gridCol w:w="1958"/>
       </w:tblGrid>
       <w:tr>
         <w:tc>
           <w:tcPr>
-            <w:tcW w:type="dxa" w:w="3264"/>
+            <w:tcW w:type="dxa" w:w="1958"/>
             <w:shd w:val="clear" w:fill="0C2340"/>
             <w:shd w:val="clear" w:fill="0C2340"/>
           </w:tcPr>
@@ -842,13 +881,13 @@
                 <w:color w:val="FFFFFF"/>
                 <w:sz w:val="21"/>
               </w:rPr>
-              <w:t>ACA</w:t>
+              <w:t>Ítem del aula</w:t>
             </w:r>
           </w:p>
         </w:tc>
         <w:tc>
           <w:tcPr>
-            <w:tcW w:type="dxa" w:w="3264"/>
+            <w:tcW w:type="dxa" w:w="1958"/>
             <w:shd w:val="clear" w:fill="0C2340"/>
             <w:shd w:val="clear" w:fill="0C2340"/>
           </w:tcPr>
@@ -867,13 +906,13 @@
                 <w:color w:val="FFFFFF"/>
                 <w:sz w:val="21"/>
               </w:rPr>
-              <w:t>Fecha de entrega</w:t>
+              <w:t>Corte</w:t>
             </w:r>
           </w:p>
         </w:tc>
         <w:tc>
           <w:tcPr>
-            <w:tcW w:type="dxa" w:w="3264"/>
+            <w:tcW w:type="dxa" w:w="1958"/>
             <w:shd w:val="clear" w:fill="0C2340"/>
             <w:shd w:val="clear" w:fill="0C2340"/>
           </w:tcPr>
@@ -892,7 +931,57 @@
                 <w:color w:val="FFFFFF"/>
                 <w:sz w:val="21"/>
               </w:rPr>
-              <w:t>Archivo</w:t>
+              <w:t>Tipo · peso</w:t>
+            </w:r>
+          </w:p>
+        </w:tc>
+        <w:tc>
+          <w:tcPr>
+            <w:tcW w:type="dxa" w:w="1958"/>
+            <w:shd w:val="clear" w:fill="0C2340"/>
+            <w:shd w:val="clear" w:fill="0C2340"/>
+          </w:tcPr>
+          <w:p>
+            <w:r>
+              <w:rPr>
+                <w:rFonts w:ascii="Calibri" w:hAnsi="Calibri"/>
+                <w:b/>
+                <w:color w:val="FFFFFF"/>
+              </w:rPr>
+            </w:r>
+            <w:r>
+              <w:rPr>
+                <w:rFonts w:ascii="Calibri" w:hAnsi="Calibri"/>
+                <w:b/>
+                <w:color w:val="FFFFFF"/>
+                <w:sz w:val="21"/>
+              </w:rPr>
+              <w:t>Cierre</w:t>
+            </w:r>
+          </w:p>
+        </w:tc>
+        <w:tc>
+          <w:tcPr>
+            <w:tcW w:type="dxa" w:w="1958"/>
+            <w:shd w:val="clear" w:fill="0C2340"/>
+            <w:shd w:val="clear" w:fill="0C2340"/>
+          </w:tcPr>
+          <w:p>
+            <w:r>
+              <w:rPr>
+                <w:rFonts w:ascii="Calibri" w:hAnsi="Calibri"/>
+                <w:b/>
+                <w:color w:val="FFFFFF"/>
+              </w:rPr>
+            </w:r>
+            <w:r>
+              <w:rPr>
+                <w:rFonts w:ascii="Calibri" w:hAnsi="Calibri"/>
+                <w:b/>
+                <w:color w:val="FFFFFF"/>
+                <w:sz w:val="21"/>
+              </w:rPr>
+              <w:t>Documento</w:t>
             </w:r>
           </w:p>
         </w:tc>
@@ -900,7 +989,7 @@
       <w:tr>
         <w:tc>
           <w:tcPr>
-            <w:tcW w:type="dxa" w:w="3264"/>
+            <w:tcW w:type="dxa" w:w="1958"/>
           </w:tcPr>
           <w:p>
             <w:r/>
@@ -911,7 +1000,7 @@
                 <w:color w:val="2B2B2B"/>
                 <w:sz w:val="20"/>
               </w:rPr>
-              <w:t>ACA 1 (EV05)</w:t>
+              <w:t>Quiz 1</w:t>
             </w:r>
             <w:r>
               <w:rPr>
@@ -920,13 +1009,56 @@
                 <w:color w:val="2B2B2B"/>
                 <w:sz w:val="20"/>
               </w:rPr>
-              <w:t xml:space="preserve"> — Proceso académico (artículo)</w:t>
+              <w:t xml:space="preserve"> — Corte 1 · cuestionario del aula</w:t>
             </w:r>
           </w:p>
         </w:tc>
         <w:tc>
           <w:tcPr>
-            <w:tcW w:type="dxa" w:w="3264"/>
+            <w:tcW w:type="dxa" w:w="1958"/>
+          </w:tcPr>
+          <w:p>
+            <w:r/>
+            <w:r>
+              <w:rPr>
+                <w:rFonts w:ascii="Calibri" w:hAnsi="Calibri"/>
+                <w:b w:val="0"/>
+                <w:color w:val="2B2B2B"/>
+                <w:sz w:val="20"/>
+              </w:rPr>
+              <w:t>1</w:t>
+            </w:r>
+          </w:p>
+        </w:tc>
+        <w:tc>
+          <w:tcPr>
+            <w:tcW w:type="dxa" w:w="1958"/>
+          </w:tcPr>
+          <w:p>
+            <w:r/>
+            <w:r>
+              <w:rPr>
+                <w:rFonts w:ascii="Calibri" w:hAnsi="Calibri"/>
+                <w:b w:val="0"/>
+                <w:color w:val="2B2B2B"/>
+                <w:sz w:val="20"/>
+              </w:rPr>
+              <w:t xml:space="preserve">Cuestionario · </w:t>
+            </w:r>
+            <w:r>
+              <w:rPr>
+                <w:rFonts w:ascii="Calibri" w:hAnsi="Calibri"/>
+                <w:b/>
+                <w:color w:val="2B2B2B"/>
+                <w:sz w:val="20"/>
+              </w:rPr>
+              <w:t>6%</w:t>
+            </w:r>
+          </w:p>
+        </w:tc>
+        <w:tc>
+          <w:tcPr>
+            <w:tcW w:type="dxa" w:w="1958"/>
           </w:tcPr>
           <w:p>
             <w:r/>
@@ -937,13 +1069,13 @@
                 <w:color w:val="2B2B2B"/>
                 <w:sz w:val="20"/>
               </w:rPr>
-              <w:t>22/09/2026</w:t>
+              <w:t>25/08/2026</w:t>
             </w:r>
           </w:p>
         </w:tc>
         <w:tc>
           <w:tcPr>
-            <w:tcW w:type="dxa" w:w="3264"/>
+            <w:tcW w:type="dxa" w:w="1958"/>
           </w:tcPr>
           <w:p>
             <w:r/>
@@ -953,7 +1085,7 @@
                 <w:color w:val="111111"/>
                 <w:sz w:val="19"/>
               </w:rPr>
-              <w:t>Recursos/ACAs/ACA 1 - EV05 Proceso academico (articulo).docx</w:t>
+              <w:t>Recursos/ACAs/Quiz 1 (6%) - guia del cuestionario.docx</w:t>
             </w:r>
           </w:p>
         </w:tc>
@@ -961,7 +1093,7 @@
       <w:tr>
         <w:tc>
           <w:tcPr>
-            <w:tcW w:type="dxa" w:w="3264"/>
+            <w:tcW w:type="dxa" w:w="1958"/>
             <w:shd w:val="clear" w:fill="F5F7F5"/>
             <w:shd w:val="clear" w:fill="F5F7F5"/>
           </w:tcPr>
@@ -974,7 +1106,7 @@
                 <w:color w:val="2B2B2B"/>
                 <w:sz w:val="20"/>
               </w:rPr>
-              <w:t>ACA 2 (EXAM)</w:t>
+              <w:t>Parcial 1</w:t>
             </w:r>
             <w:r>
               <w:rPr>
@@ -983,13 +1115,60 @@
                 <w:color w:val="2B2B2B"/>
                 <w:sz w:val="20"/>
               </w:rPr>
-              <w:t xml:space="preserve"> — Sustentación ante jurados</w:t>
+              <w:t xml:space="preserve"> — Corte 1 · cuestionario del aula</w:t>
             </w:r>
           </w:p>
         </w:tc>
         <w:tc>
           <w:tcPr>
-            <w:tcW w:type="dxa" w:w="3264"/>
+            <w:tcW w:type="dxa" w:w="1958"/>
+            <w:shd w:val="clear" w:fill="F5F7F5"/>
+            <w:shd w:val="clear" w:fill="F5F7F5"/>
+          </w:tcPr>
+          <w:p>
+            <w:r/>
+            <w:r>
+              <w:rPr>
+                <w:rFonts w:ascii="Calibri" w:hAnsi="Calibri"/>
+                <w:b w:val="0"/>
+                <w:color w:val="2B2B2B"/>
+                <w:sz w:val="20"/>
+              </w:rPr>
+              <w:t>1</w:t>
+            </w:r>
+          </w:p>
+        </w:tc>
+        <w:tc>
+          <w:tcPr>
+            <w:tcW w:type="dxa" w:w="1958"/>
+            <w:shd w:val="clear" w:fill="F5F7F5"/>
+            <w:shd w:val="clear" w:fill="F5F7F5"/>
+          </w:tcPr>
+          <w:p>
+            <w:r/>
+            <w:r>
+              <w:rPr>
+                <w:rFonts w:ascii="Calibri" w:hAnsi="Calibri"/>
+                <w:b w:val="0"/>
+                <w:color w:val="2B2B2B"/>
+                <w:sz w:val="20"/>
+              </w:rPr>
+              <w:t xml:space="preserve">Cuestionario · </w:t>
+            </w:r>
+            <w:r>
+              <w:rPr>
+                <w:rFonts w:ascii="Calibri" w:hAnsi="Calibri"/>
+                <w:b/>
+                <w:color w:val="2B2B2B"/>
+                <w:sz w:val="20"/>
+              </w:rPr>
+              <w:t>24%</w:t>
+            </w:r>
+          </w:p>
+        </w:tc>
+        <w:tc>
+          <w:tcPr>
+            <w:tcW w:type="dxa" w:w="1958"/>
             <w:shd w:val="clear" w:fill="F5F7F5"/>
             <w:shd w:val="clear" w:fill="F5F7F5"/>
           </w:tcPr>
@@ -1002,13 +1181,13 @@
                 <w:color w:val="2B2B2B"/>
                 <w:sz w:val="20"/>
               </w:rPr>
-              <w:t>03/11/2026 / 10/11/2026</w:t>
+              <w:t>15/09/2026</w:t>
             </w:r>
           </w:p>
         </w:tc>
         <w:tc>
           <w:tcPr>
-            <w:tcW w:type="dxa" w:w="3264"/>
+            <w:tcW w:type="dxa" w:w="1958"/>
             <w:shd w:val="clear" w:fill="F5F7F5"/>
             <w:shd w:val="clear" w:fill="F5F7F5"/>
           </w:tcPr>
@@ -1020,13 +1199,871 @@
                 <w:color w:val="111111"/>
                 <w:sz w:val="19"/>
               </w:rPr>
-              <w:t>Recursos/ACAs/ACA 2 - EXAM Sustentacion ante jurados.docx</w:t>
+              <w:t>Recursos/ACAs/Parcial 1 (24%) - guia del cuestionario.docx</w:t>
+            </w:r>
+          </w:p>
+        </w:tc>
+      </w:tr>
+      <w:tr>
+        <w:tc>
+          <w:tcPr>
+            <w:tcW w:type="dxa" w:w="1958"/>
+          </w:tcPr>
+          <w:p>
+            <w:r/>
+            <w:r>
+              <w:rPr>
+                <w:rFonts w:ascii="Calibri" w:hAnsi="Calibri"/>
+                <w:b/>
+                <w:color w:val="2B2B2B"/>
+                <w:sz w:val="20"/>
+              </w:rPr>
+              <w:t>Quiz 2</w:t>
+            </w:r>
+            <w:r>
+              <w:rPr>
+                <w:rFonts w:ascii="Calibri" w:hAnsi="Calibri"/>
+                <w:b w:val="0"/>
+                <w:color w:val="2B2B2B"/>
+                <w:sz w:val="20"/>
+              </w:rPr>
+              <w:t xml:space="preserve"> — Corte 2 · cuestionario del aula</w:t>
+            </w:r>
+          </w:p>
+        </w:tc>
+        <w:tc>
+          <w:tcPr>
+            <w:tcW w:type="dxa" w:w="1958"/>
+          </w:tcPr>
+          <w:p>
+            <w:r/>
+            <w:r>
+              <w:rPr>
+                <w:rFonts w:ascii="Calibri" w:hAnsi="Calibri"/>
+                <w:b w:val="0"/>
+                <w:color w:val="2B2B2B"/>
+                <w:sz w:val="20"/>
+              </w:rPr>
+              <w:t>2</w:t>
+            </w:r>
+          </w:p>
+        </w:tc>
+        <w:tc>
+          <w:tcPr>
+            <w:tcW w:type="dxa" w:w="1958"/>
+          </w:tcPr>
+          <w:p>
+            <w:r/>
+            <w:r>
+              <w:rPr>
+                <w:rFonts w:ascii="Calibri" w:hAnsi="Calibri"/>
+                <w:b w:val="0"/>
+                <w:color w:val="2B2B2B"/>
+                <w:sz w:val="20"/>
+              </w:rPr>
+              <w:t xml:space="preserve">Cuestionario · </w:t>
+            </w:r>
+            <w:r>
+              <w:rPr>
+                <w:rFonts w:ascii="Calibri" w:hAnsi="Calibri"/>
+                <w:b/>
+                <w:color w:val="2B2B2B"/>
+                <w:sz w:val="20"/>
+              </w:rPr>
+              <w:t>9%</w:t>
+            </w:r>
+          </w:p>
+        </w:tc>
+        <w:tc>
+          <w:tcPr>
+            <w:tcW w:type="dxa" w:w="1958"/>
+          </w:tcPr>
+          <w:p>
+            <w:r/>
+            <w:r>
+              <w:rPr>
+                <w:rFonts w:ascii="Calibri" w:hAnsi="Calibri"/>
+                <w:b/>
+                <w:color w:val="2B2B2B"/>
+                <w:sz w:val="20"/>
+              </w:rPr>
+              <w:t>29/09/2026</w:t>
+            </w:r>
+          </w:p>
+        </w:tc>
+        <w:tc>
+          <w:tcPr>
+            <w:tcW w:type="dxa" w:w="1958"/>
+          </w:tcPr>
+          <w:p>
+            <w:r/>
+            <w:r>
+              <w:rPr>
+                <w:rFonts w:ascii="Consolas" w:hAnsi="Consolas"/>
+                <w:color w:val="111111"/>
+                <w:sz w:val="19"/>
+              </w:rPr>
+              <w:t>Recursos/ACAs/Quiz 2 (9%) - guia del cuestionario.docx</w:t>
+            </w:r>
+          </w:p>
+        </w:tc>
+      </w:tr>
+      <w:tr>
+        <w:tc>
+          <w:tcPr>
+            <w:tcW w:type="dxa" w:w="1958"/>
+            <w:shd w:val="clear" w:fill="F5F7F5"/>
+            <w:shd w:val="clear" w:fill="F5F7F5"/>
+          </w:tcPr>
+          <w:p>
+            <w:r/>
+            <w:r>
+              <w:rPr>
+                <w:rFonts w:ascii="Calibri" w:hAnsi="Calibri"/>
+                <w:b/>
+                <w:color w:val="2B2B2B"/>
+                <w:sz w:val="20"/>
+              </w:rPr>
+              <w:t>Parcial 2</w:t>
+            </w:r>
+            <w:r>
+              <w:rPr>
+                <w:rFonts w:ascii="Calibri" w:hAnsi="Calibri"/>
+                <w:b w:val="0"/>
+                <w:color w:val="2B2B2B"/>
+                <w:sz w:val="20"/>
+              </w:rPr>
+              <w:t xml:space="preserve"> — Corte 2 · cuestionario del aula</w:t>
+            </w:r>
+          </w:p>
+        </w:tc>
+        <w:tc>
+          <w:tcPr>
+            <w:tcW w:type="dxa" w:w="1958"/>
+            <w:shd w:val="clear" w:fill="F5F7F5"/>
+            <w:shd w:val="clear" w:fill="F5F7F5"/>
+          </w:tcPr>
+          <w:p>
+            <w:r/>
+            <w:r>
+              <w:rPr>
+                <w:rFonts w:ascii="Calibri" w:hAnsi="Calibri"/>
+                <w:b w:val="0"/>
+                <w:color w:val="2B2B2B"/>
+                <w:sz w:val="20"/>
+              </w:rPr>
+              <w:t>2</w:t>
+            </w:r>
+          </w:p>
+        </w:tc>
+        <w:tc>
+          <w:tcPr>
+            <w:tcW w:type="dxa" w:w="1958"/>
+            <w:shd w:val="clear" w:fill="F5F7F5"/>
+            <w:shd w:val="clear" w:fill="F5F7F5"/>
+          </w:tcPr>
+          <w:p>
+            <w:r/>
+            <w:r>
+              <w:rPr>
+                <w:rFonts w:ascii="Calibri" w:hAnsi="Calibri"/>
+                <w:b w:val="0"/>
+                <w:color w:val="2B2B2B"/>
+                <w:sz w:val="20"/>
+              </w:rPr>
+              <w:t xml:space="preserve">Cuestionario · </w:t>
+            </w:r>
+            <w:r>
+              <w:rPr>
+                <w:rFonts w:ascii="Calibri" w:hAnsi="Calibri"/>
+                <w:b/>
+                <w:color w:val="2B2B2B"/>
+                <w:sz w:val="20"/>
+              </w:rPr>
+              <w:t>21%</w:t>
+            </w:r>
+          </w:p>
+        </w:tc>
+        <w:tc>
+          <w:tcPr>
+            <w:tcW w:type="dxa" w:w="1958"/>
+            <w:shd w:val="clear" w:fill="F5F7F5"/>
+            <w:shd w:val="clear" w:fill="F5F7F5"/>
+          </w:tcPr>
+          <w:p>
+            <w:r/>
+            <w:r>
+              <w:rPr>
+                <w:rFonts w:ascii="Calibri" w:hAnsi="Calibri"/>
+                <w:b/>
+                <w:color w:val="2B2B2B"/>
+                <w:sz w:val="20"/>
+              </w:rPr>
+              <w:t>13/10/2026</w:t>
+            </w:r>
+          </w:p>
+        </w:tc>
+        <w:tc>
+          <w:tcPr>
+            <w:tcW w:type="dxa" w:w="1958"/>
+            <w:shd w:val="clear" w:fill="F5F7F5"/>
+            <w:shd w:val="clear" w:fill="F5F7F5"/>
+          </w:tcPr>
+          <w:p>
+            <w:r/>
+            <w:r>
+              <w:rPr>
+                <w:rFonts w:ascii="Consolas" w:hAnsi="Consolas"/>
+                <w:color w:val="111111"/>
+                <w:sz w:val="19"/>
+              </w:rPr>
+              <w:t>Recursos/ACAs/Parcial 2 (21%) - guia del cuestionario.docx</w:t>
+            </w:r>
+          </w:p>
+        </w:tc>
+      </w:tr>
+      <w:tr>
+        <w:tc>
+          <w:tcPr>
+            <w:tcW w:type="dxa" w:w="1958"/>
+          </w:tcPr>
+          <w:p>
+            <w:r/>
+            <w:r>
+              <w:rPr>
+                <w:rFonts w:ascii="Calibri" w:hAnsi="Calibri"/>
+                <w:b/>
+                <w:color w:val="2B2B2B"/>
+                <w:sz w:val="20"/>
+              </w:rPr>
+              <w:t>Quiz 3</w:t>
+            </w:r>
+            <w:r>
+              <w:rPr>
+                <w:rFonts w:ascii="Calibri" w:hAnsi="Calibri"/>
+                <w:b w:val="0"/>
+                <w:color w:val="2B2B2B"/>
+                <w:sz w:val="20"/>
+              </w:rPr>
+              <w:t xml:space="preserve"> — Corte 3 · cuestionario del aula</w:t>
+            </w:r>
+          </w:p>
+        </w:tc>
+        <w:tc>
+          <w:tcPr>
+            <w:tcW w:type="dxa" w:w="1958"/>
+          </w:tcPr>
+          <w:p>
+            <w:r/>
+            <w:r>
+              <w:rPr>
+                <w:rFonts w:ascii="Calibri" w:hAnsi="Calibri"/>
+                <w:b w:val="0"/>
+                <w:color w:val="2B2B2B"/>
+                <w:sz w:val="20"/>
+              </w:rPr>
+              <w:t>3</w:t>
+            </w:r>
+          </w:p>
+        </w:tc>
+        <w:tc>
+          <w:tcPr>
+            <w:tcW w:type="dxa" w:w="1958"/>
+          </w:tcPr>
+          <w:p>
+            <w:r/>
+            <w:r>
+              <w:rPr>
+                <w:rFonts w:ascii="Calibri" w:hAnsi="Calibri"/>
+                <w:b w:val="0"/>
+                <w:color w:val="2B2B2B"/>
+                <w:sz w:val="20"/>
+              </w:rPr>
+              <w:t xml:space="preserve">Cuestionario · </w:t>
+            </w:r>
+            <w:r>
+              <w:rPr>
+                <w:rFonts w:ascii="Calibri" w:hAnsi="Calibri"/>
+                <w:b/>
+                <w:color w:val="2B2B2B"/>
+                <w:sz w:val="20"/>
+              </w:rPr>
+              <w:t>4%</w:t>
+            </w:r>
+          </w:p>
+        </w:tc>
+        <w:tc>
+          <w:tcPr>
+            <w:tcW w:type="dxa" w:w="1958"/>
+          </w:tcPr>
+          <w:p>
+            <w:r/>
+            <w:r>
+              <w:rPr>
+                <w:rFonts w:ascii="Calibri" w:hAnsi="Calibri"/>
+                <w:b/>
+                <w:color w:val="2B2B2B"/>
+                <w:sz w:val="20"/>
+              </w:rPr>
+              <w:t>27/10/2026</w:t>
+            </w:r>
+          </w:p>
+        </w:tc>
+        <w:tc>
+          <w:tcPr>
+            <w:tcW w:type="dxa" w:w="1958"/>
+          </w:tcPr>
+          <w:p>
+            <w:r/>
+            <w:r>
+              <w:rPr>
+                <w:rFonts w:ascii="Consolas" w:hAnsi="Consolas"/>
+                <w:color w:val="111111"/>
+                <w:sz w:val="19"/>
+              </w:rPr>
+              <w:t>Recursos/ACAs/Quiz 3 (4%) - guia del cuestionario.docx</w:t>
+            </w:r>
+          </w:p>
+        </w:tc>
+      </w:tr>
+      <w:tr>
+        <w:tc>
+          <w:tcPr>
+            <w:tcW w:type="dxa" w:w="1958"/>
+            <w:shd w:val="clear" w:fill="F5F7F5"/>
+            <w:shd w:val="clear" w:fill="F5F7F5"/>
+          </w:tcPr>
+          <w:p>
+            <w:r/>
+            <w:r>
+              <w:rPr>
+                <w:rFonts w:ascii="Calibri" w:hAnsi="Calibri"/>
+                <w:b/>
+                <w:color w:val="2B2B2B"/>
+                <w:sz w:val="20"/>
+              </w:rPr>
+              <w:t>ACA Final</w:t>
+            </w:r>
+            <w:r>
+              <w:rPr>
+                <w:rFonts w:ascii="Calibri" w:hAnsi="Calibri"/>
+                <w:b w:val="0"/>
+                <w:color w:val="2B2B2B"/>
+                <w:sz w:val="20"/>
+              </w:rPr>
+              <w:t xml:space="preserve"> — Artículo de investigación</w:t>
+            </w:r>
+          </w:p>
+        </w:tc>
+        <w:tc>
+          <w:tcPr>
+            <w:tcW w:type="dxa" w:w="1958"/>
+            <w:shd w:val="clear" w:fill="F5F7F5"/>
+            <w:shd w:val="clear" w:fill="F5F7F5"/>
+          </w:tcPr>
+          <w:p>
+            <w:r/>
+            <w:r>
+              <w:rPr>
+                <w:rFonts w:ascii="Calibri" w:hAnsi="Calibri"/>
+                <w:b w:val="0"/>
+                <w:color w:val="2B2B2B"/>
+                <w:sz w:val="20"/>
+              </w:rPr>
+              <w:t>3</w:t>
+            </w:r>
+          </w:p>
+        </w:tc>
+        <w:tc>
+          <w:tcPr>
+            <w:tcW w:type="dxa" w:w="1958"/>
+            <w:shd w:val="clear" w:fill="F5F7F5"/>
+            <w:shd w:val="clear" w:fill="F5F7F5"/>
+          </w:tcPr>
+          <w:p>
+            <w:r/>
+            <w:r>
+              <w:rPr>
+                <w:rFonts w:ascii="Calibri" w:hAnsi="Calibri"/>
+                <w:b w:val="0"/>
+                <w:color w:val="2B2B2B"/>
+                <w:sz w:val="20"/>
+              </w:rPr>
+              <w:t xml:space="preserve">Tarea · </w:t>
+            </w:r>
+            <w:r>
+              <w:rPr>
+                <w:rFonts w:ascii="Calibri" w:hAnsi="Calibri"/>
+                <w:b/>
+                <w:color w:val="2B2B2B"/>
+                <w:sz w:val="20"/>
+              </w:rPr>
+              <w:t>32%</w:t>
+            </w:r>
+          </w:p>
+        </w:tc>
+        <w:tc>
+          <w:tcPr>
+            <w:tcW w:type="dxa" w:w="1958"/>
+            <w:shd w:val="clear" w:fill="F5F7F5"/>
+            <w:shd w:val="clear" w:fill="F5F7F5"/>
+          </w:tcPr>
+          <w:p>
+            <w:r/>
+            <w:r>
+              <w:rPr>
+                <w:rFonts w:ascii="Calibri" w:hAnsi="Calibri"/>
+                <w:b/>
+                <w:color w:val="2B2B2B"/>
+                <w:sz w:val="20"/>
+              </w:rPr>
+              <w:t>07/11/2026 / 14/11/2026</w:t>
+            </w:r>
+          </w:p>
+        </w:tc>
+        <w:tc>
+          <w:tcPr>
+            <w:tcW w:type="dxa" w:w="1958"/>
+            <w:shd w:val="clear" w:fill="F5F7F5"/>
+            <w:shd w:val="clear" w:fill="F5F7F5"/>
+          </w:tcPr>
+          <w:p>
+            <w:r/>
+            <w:r>
+              <w:rPr>
+                <w:rFonts w:ascii="Consolas" w:hAnsi="Consolas"/>
+                <w:color w:val="111111"/>
+                <w:sz w:val="19"/>
+              </w:rPr>
+              <w:t>Recursos/ACAs/ACA Final (32%) - Articulo de investigacion.docx</w:t>
+            </w:r>
+          </w:p>
+        </w:tc>
+      </w:tr>
+      <w:tr>
+        <w:tc>
+          <w:tcPr>
+            <w:tcW w:type="dxa" w:w="1958"/>
+          </w:tcPr>
+          <w:p>
+            <w:r/>
+            <w:r>
+              <w:rPr>
+                <w:rFonts w:ascii="Calibri" w:hAnsi="Calibri"/>
+                <w:b/>
+                <w:color w:val="2B2B2B"/>
+                <w:sz w:val="20"/>
+              </w:rPr>
+              <w:t>Autoevaluación</w:t>
+            </w:r>
+            <w:r>
+              <w:rPr>
+                <w:rFonts w:ascii="Calibri" w:hAnsi="Calibri"/>
+                <w:b w:val="0"/>
+                <w:color w:val="2B2B2B"/>
+                <w:sz w:val="20"/>
+              </w:rPr>
+              <w:t xml:space="preserve"> — Autoevaluación individual (instructivo)</w:t>
+            </w:r>
+          </w:p>
+        </w:tc>
+        <w:tc>
+          <w:tcPr>
+            <w:tcW w:type="dxa" w:w="1958"/>
+          </w:tcPr>
+          <w:p>
+            <w:r/>
+            <w:r>
+              <w:rPr>
+                <w:rFonts w:ascii="Calibri" w:hAnsi="Calibri"/>
+                <w:b w:val="0"/>
+                <w:color w:val="2B2B2B"/>
+                <w:sz w:val="20"/>
+              </w:rPr>
+              <w:t>3</w:t>
+            </w:r>
+          </w:p>
+        </w:tc>
+        <w:tc>
+          <w:tcPr>
+            <w:tcW w:type="dxa" w:w="1958"/>
+          </w:tcPr>
+          <w:p>
+            <w:r/>
+            <w:r>
+              <w:rPr>
+                <w:rFonts w:ascii="Calibri" w:hAnsi="Calibri"/>
+                <w:b w:val="0"/>
+                <w:color w:val="2B2B2B"/>
+                <w:sz w:val="20"/>
+              </w:rPr>
+              <w:t xml:space="preserve">Cuestionario · </w:t>
+            </w:r>
+            <w:r>
+              <w:rPr>
+                <w:rFonts w:ascii="Calibri" w:hAnsi="Calibri"/>
+                <w:b/>
+                <w:color w:val="2B2B2B"/>
+                <w:sz w:val="20"/>
+              </w:rPr>
+              <w:t>2%</w:t>
+            </w:r>
+          </w:p>
+        </w:tc>
+        <w:tc>
+          <w:tcPr>
+            <w:tcW w:type="dxa" w:w="1958"/>
+          </w:tcPr>
+          <w:p>
+            <w:r/>
+            <w:r>
+              <w:rPr>
+                <w:rFonts w:ascii="Calibri" w:hAnsi="Calibri"/>
+                <w:b/>
+                <w:color w:val="2B2B2B"/>
+                <w:sz w:val="20"/>
+              </w:rPr>
+              <w:t>15/11/2026 / 22/11/2026</w:t>
+            </w:r>
+          </w:p>
+        </w:tc>
+        <w:tc>
+          <w:tcPr>
+            <w:tcW w:type="dxa" w:w="1958"/>
+          </w:tcPr>
+          <w:p>
+            <w:r/>
+            <w:r>
+              <w:rPr>
+                <w:rFonts w:ascii="Consolas" w:hAnsi="Consolas"/>
+                <w:color w:val="111111"/>
+                <w:sz w:val="19"/>
+              </w:rPr>
+              <w:t>Recursos/ACAs/Autoevaluacion individual (2%) - instructivo.docx</w:t>
+            </w:r>
+          </w:p>
+        </w:tc>
+      </w:tr>
+      <w:tr>
+        <w:tc>
+          <w:tcPr>
+            <w:tcW w:type="dxa" w:w="1958"/>
+            <w:shd w:val="clear" w:fill="F5F7F5"/>
+            <w:shd w:val="clear" w:fill="F5F7F5"/>
+          </w:tcPr>
+          <w:p>
+            <w:r/>
+            <w:r>
+              <w:rPr>
+                <w:rFonts w:ascii="Calibri" w:hAnsi="Calibri"/>
+                <w:b/>
+                <w:color w:val="2B2B2B"/>
+                <w:sz w:val="20"/>
+              </w:rPr>
+              <w:t>Coevaluación</w:t>
+            </w:r>
+            <w:r>
+              <w:rPr>
+                <w:rFonts w:ascii="Calibri" w:hAnsi="Calibri"/>
+                <w:b w:val="0"/>
+                <w:color w:val="2B2B2B"/>
+                <w:sz w:val="20"/>
+              </w:rPr>
+              <w:t xml:space="preserve"> — Coevaluación individual (instructivo)</w:t>
+            </w:r>
+          </w:p>
+        </w:tc>
+        <w:tc>
+          <w:tcPr>
+            <w:tcW w:type="dxa" w:w="1958"/>
+            <w:shd w:val="clear" w:fill="F5F7F5"/>
+            <w:shd w:val="clear" w:fill="F5F7F5"/>
+          </w:tcPr>
+          <w:p>
+            <w:r/>
+            <w:r>
+              <w:rPr>
+                <w:rFonts w:ascii="Calibri" w:hAnsi="Calibri"/>
+                <w:b w:val="0"/>
+                <w:color w:val="2B2B2B"/>
+                <w:sz w:val="20"/>
+              </w:rPr>
+              <w:t>3</w:t>
+            </w:r>
+          </w:p>
+        </w:tc>
+        <w:tc>
+          <w:tcPr>
+            <w:tcW w:type="dxa" w:w="1958"/>
+            <w:shd w:val="clear" w:fill="F5F7F5"/>
+            <w:shd w:val="clear" w:fill="F5F7F5"/>
+          </w:tcPr>
+          <w:p>
+            <w:r/>
+            <w:r>
+              <w:rPr>
+                <w:rFonts w:ascii="Calibri" w:hAnsi="Calibri"/>
+                <w:b w:val="0"/>
+                <w:color w:val="2B2B2B"/>
+                <w:sz w:val="20"/>
+              </w:rPr>
+              <w:t xml:space="preserve">Foro · </w:t>
+            </w:r>
+            <w:r>
+              <w:rPr>
+                <w:rFonts w:ascii="Calibri" w:hAnsi="Calibri"/>
+                <w:b/>
+                <w:color w:val="2B2B2B"/>
+                <w:sz w:val="20"/>
+              </w:rPr>
+              <w:t>2%</w:t>
+            </w:r>
+          </w:p>
+        </w:tc>
+        <w:tc>
+          <w:tcPr>
+            <w:tcW w:type="dxa" w:w="1958"/>
+            <w:shd w:val="clear" w:fill="F5F7F5"/>
+            <w:shd w:val="clear" w:fill="F5F7F5"/>
+          </w:tcPr>
+          <w:p>
+            <w:r/>
+            <w:r>
+              <w:rPr>
+                <w:rFonts w:ascii="Calibri" w:hAnsi="Calibri"/>
+                <w:b/>
+                <w:color w:val="2B2B2B"/>
+                <w:sz w:val="20"/>
+              </w:rPr>
+              <w:t>15/11/2026 / 22/11/2026</w:t>
+            </w:r>
+          </w:p>
+        </w:tc>
+        <w:tc>
+          <w:tcPr>
+            <w:tcW w:type="dxa" w:w="1958"/>
+            <w:shd w:val="clear" w:fill="F5F7F5"/>
+            <w:shd w:val="clear" w:fill="F5F7F5"/>
+          </w:tcPr>
+          <w:p>
+            <w:r/>
+            <w:r>
+              <w:rPr>
+                <w:rFonts w:ascii="Consolas" w:hAnsi="Consolas"/>
+                <w:color w:val="111111"/>
+                <w:sz w:val="19"/>
+              </w:rPr>
+              <w:t>Recursos/ACAs/Coevaluacion individual (2%) - instructivo.docx</w:t>
             </w:r>
           </w:p>
         </w:tc>
       </w:tr>
     </w:tbl>
     <w:p/>
+    <w:p>
+      <w:pPr>
+        <w:spacing w:before="200" w:after="60"/>
+      </w:pPr>
+      <w:r>
+        <w:rPr>
+          <w:rFonts w:ascii="Calibri" w:hAnsi="Calibri"/>
+          <w:b/>
+          <w:color w:val="007433"/>
+          <w:sz w:val="32"/>
+        </w:rPr>
+        <w:t xml:space="preserve">Autoevaluación y coevaluación — </w:t>
+      </w:r>
+      <w:r>
+        <w:rPr>
+          <w:rFonts w:ascii="Calibri" w:hAnsi="Calibri"/>
+          <w:b/>
+          <w:color w:val="007433"/>
+          <w:sz w:val="32"/>
+        </w:rPr>
+        <w:t>no son ACAs</w:t>
+      </w:r>
+    </w:p>
+    <w:p>
+      <w:r>
+        <w:rPr>
+          <w:rFonts w:ascii="Calibri" w:hAnsi="Calibri"/>
+          <w:b w:val="0"/>
+          <w:color w:val="2B2B2B"/>
+          <w:sz w:val="22"/>
+        </w:rPr>
+        <w:t xml:space="preserve">Al cierre del curso hay además dos </w:t>
+      </w:r>
+      <w:r>
+        <w:rPr>
+          <w:rFonts w:ascii="Calibri" w:hAnsi="Calibri"/>
+          <w:b/>
+          <w:color w:val="2B2B2B"/>
+          <w:sz w:val="22"/>
+        </w:rPr>
+        <w:t>instrumentos individuales</w:t>
+      </w:r>
+      <w:r>
+        <w:rPr>
+          <w:rFonts w:ascii="Calibri" w:hAnsi="Calibri"/>
+          <w:b w:val="0"/>
+          <w:color w:val="2B2B2B"/>
+          <w:sz w:val="22"/>
+        </w:rPr>
+        <w:t xml:space="preserve">: no se entrega documento ni se usa la plantilla APA. </w:t>
+      </w:r>
+      <w:r>
+        <w:rPr>
+          <w:rFonts w:ascii="Calibri" w:hAnsi="Calibri"/>
+          <w:b/>
+          <w:color w:val="2B2B2B"/>
+          <w:sz w:val="22"/>
+        </w:rPr>
+        <w:t>Cada estudiante los diligencia</w:t>
+      </w:r>
+      <w:r>
+        <w:rPr>
+          <w:rFonts w:ascii="Calibri" w:hAnsi="Calibri"/>
+          <w:b w:val="0"/>
+          <w:color w:val="2B2B2B"/>
+          <w:sz w:val="22"/>
+        </w:rPr>
+        <w:t xml:space="preserve"> (tipo formulario) en </w:t>
+      </w:r>
+      <w:r>
+        <w:rPr>
+          <w:rFonts w:ascii="Calibri" w:hAnsi="Calibri"/>
+          <w:b/>
+          <w:color w:val="2B2B2B"/>
+          <w:sz w:val="22"/>
+        </w:rPr>
+        <w:t>CDigital</w:t>
+      </w:r>
+      <w:r>
+        <w:rPr>
+          <w:rFonts w:ascii="Calibri" w:hAnsi="Calibri"/>
+          <w:b w:val="0"/>
+          <w:color w:val="2B2B2B"/>
+          <w:sz w:val="22"/>
+        </w:rPr>
+        <w:t xml:space="preserve">, dentro de su ventana. </w:t>
+      </w:r>
+      <w:r>
+        <w:rPr>
+          <w:rFonts w:ascii="Calibri" w:hAnsi="Calibri"/>
+          <w:b/>
+          <w:color w:val="2B2B2B"/>
+          <w:sz w:val="22"/>
+        </w:rPr>
+        <w:t>No sustituyen la ACA Final</w:t>
+      </w:r>
+      <w:r>
+        <w:rPr>
+          <w:rFonts w:ascii="Calibri" w:hAnsi="Calibri"/>
+          <w:b w:val="0"/>
+          <w:color w:val="2B2B2B"/>
+          <w:sz w:val="22"/>
+        </w:rPr>
+        <w:t>; si no los diligencias, ese porcentaje queda en cero.</w:t>
+      </w:r>
+    </w:p>
+    <w:p>
+      <w:pPr>
+        <w:pStyle w:val="ListBullet"/>
+      </w:pPr>
+      <w:r>
+        <w:rPr>
+          <w:rFonts w:ascii="Calibri" w:hAnsi="Calibri"/>
+          <w:b/>
+          <w:color w:val="2B2B2B"/>
+          <w:sz w:val="22"/>
+        </w:rPr>
+        <w:t>Autoevaluación</w:t>
+      </w:r>
+      <w:r>
+        <w:rPr>
+          <w:rFonts w:ascii="Calibri" w:hAnsi="Calibri"/>
+          <w:b w:val="0"/>
+          <w:color w:val="2B2B2B"/>
+          <w:sz w:val="22"/>
+        </w:rPr>
+        <w:t xml:space="preserve"> (2%) — se diligencia hasta el </w:t>
+      </w:r>
+      <w:r>
+        <w:rPr>
+          <w:rFonts w:ascii="Calibri" w:hAnsi="Calibri"/>
+          <w:b/>
+          <w:color w:val="2B2B2B"/>
+          <w:sz w:val="22"/>
+        </w:rPr>
+        <w:t>15/11/2026 / 22/11/2026</w:t>
+      </w:r>
+      <w:r>
+        <w:rPr>
+          <w:rFonts w:ascii="Calibri" w:hAnsi="Calibri"/>
+          <w:b w:val="0"/>
+          <w:color w:val="2B2B2B"/>
+          <w:sz w:val="22"/>
+        </w:rPr>
+        <w:t xml:space="preserve"> · instructivo: </w:t>
+      </w:r>
+      <w:r>
+        <w:rPr>
+          <w:rFonts w:ascii="Consolas" w:hAnsi="Consolas"/>
+          <w:color w:val="111111"/>
+          <w:sz w:val="21"/>
+        </w:rPr>
+        <w:t>Recursos/ACAs/Autoevaluacion individual (2%) - instructivo.docx</w:t>
+      </w:r>
+    </w:p>
+    <w:p>
+      <w:pPr>
+        <w:pStyle w:val="ListBullet"/>
+      </w:pPr>
+      <w:r>
+        <w:rPr>
+          <w:rFonts w:ascii="Calibri" w:hAnsi="Calibri"/>
+          <w:b/>
+          <w:color w:val="2B2B2B"/>
+          <w:sz w:val="22"/>
+        </w:rPr>
+        <w:t>Coevaluación</w:t>
+      </w:r>
+      <w:r>
+        <w:rPr>
+          <w:rFonts w:ascii="Calibri" w:hAnsi="Calibri"/>
+          <w:b w:val="0"/>
+          <w:color w:val="2B2B2B"/>
+          <w:sz w:val="22"/>
+        </w:rPr>
+        <w:t xml:space="preserve"> (2%) — se diligencia hasta el </w:t>
+      </w:r>
+      <w:r>
+        <w:rPr>
+          <w:rFonts w:ascii="Calibri" w:hAnsi="Calibri"/>
+          <w:b/>
+          <w:color w:val="2B2B2B"/>
+          <w:sz w:val="22"/>
+        </w:rPr>
+        <w:t>15/11/2026 / 22/11/2026</w:t>
+      </w:r>
+      <w:r>
+        <w:rPr>
+          <w:rFonts w:ascii="Calibri" w:hAnsi="Calibri"/>
+          <w:b w:val="0"/>
+          <w:color w:val="2B2B2B"/>
+          <w:sz w:val="22"/>
+        </w:rPr>
+        <w:t xml:space="preserve"> · instructivo: </w:t>
+      </w:r>
+      <w:r>
+        <w:rPr>
+          <w:rFonts w:ascii="Consolas" w:hAnsi="Consolas"/>
+          <w:color w:val="111111"/>
+          <w:sz w:val="21"/>
+        </w:rPr>
+        <w:t>Recursos/ACAs/Coevaluacion individual (2%) - instructivo.docx</w:t>
+      </w:r>
+    </w:p>
     <w:p>
       <w:pPr>
         <w:spacing w:before="200" w:after="60"/>
@@ -1119,7 +2156,29 @@
           <w:color w:val="111111"/>
           <w:sz w:val="19"/>
         </w:rPr>
-        <w:t xml:space="preserve">      ACA N - ….docx</w:t>
+        <w:t xml:space="preserve">      Quiz / Parcial N (peso) - guia del cuestionario.docx   ← qué entra; se resuelve en el aula</w:t>
+      </w:r>
+      <w:r>
+        <w:br/>
+      </w:r>
+      <w:r>
+        <w:rPr>
+          <w:rFonts w:ascii="Consolas" w:hAnsi="Consolas"/>
+          <w:color w:val="111111"/>
+          <w:sz w:val="19"/>
+        </w:rPr>
+        <w:t xml:space="preserve">      ACA … (peso) - ….docx                                  ← tarea: esto sí se sube</w:t>
+      </w:r>
+      <w:r>
+        <w:br/>
+      </w:r>
+      <w:r>
+        <w:rPr>
+          <w:rFonts w:ascii="Consolas" w:hAnsi="Consolas"/>
+          <w:color w:val="111111"/>
+          <w:sz w:val="19"/>
+        </w:rPr>
+        <w:t xml:space="preserve">      Autoevaluacion / Coevaluacion individual (2%) - instructivo.docx   ← no son ACAs</w:t>
       </w:r>
       <w:r>
         <w:br/>

--- a/Pregrado/Trabajo de grado 3/Clases/LEEME - Material para estudiantes.docx
+++ b/Pregrado/Trabajo de grado 3/Clases/LEEME - Material para estudiantes.docx
@@ -1723,7 +1723,7 @@
                 <w:color w:val="2B2B2B"/>
                 <w:sz w:val="20"/>
               </w:rPr>
-              <w:t>15/11/2026 / 22/11/2026</w:t>
+              <w:t>10/11/2026 / 17/11/2026</w:t>
             </w:r>
           </w:p>
         </w:tc>
@@ -1835,7 +1835,7 @@
                 <w:color w:val="2B2B2B"/>
                 <w:sz w:val="20"/>
               </w:rPr>
-              <w:t>15/11/2026 / 22/11/2026</w:t>
+              <w:t>10/11/2026 / 17/11/2026</w:t>
             </w:r>
           </w:p>
         </w:tc>
@@ -1995,7 +1995,7 @@
           <w:color w:val="2B2B2B"/>
           <w:sz w:val="22"/>
         </w:rPr>
-        <w:t>15/11/2026 / 22/11/2026</w:t>
+        <w:t>10/11/2026 / 17/11/2026</w:t>
       </w:r>
       <w:r>
         <w:rPr>
@@ -2044,7 +2044,7 @@
           <w:color w:val="2B2B2B"/>
           <w:sz w:val="22"/>
         </w:rPr>
-        <w:t>15/11/2026 / 22/11/2026</w:t>
+        <w:t>10/11/2026 / 17/11/2026</w:t>
       </w:r>
       <w:r>
         <w:rPr>

--- a/Pregrado/Trabajo de grado 3/Clases/LEEME - Material para estudiantes.docx
+++ b/Pregrado/Trabajo de grado 3/Clases/LEEME - Material para estudiantes.docx
@@ -299,7 +299,7 @@
           <w:color w:val="2B2B2B"/>
           <w:sz w:val="22"/>
         </w:rPr>
-        <w:t xml:space="preserve"> — encuadre, el Docente, rompehielos Padlet y acuerdos.</w:t>
+        <w:t xml:space="preserve"> — encuadre, el Docente, rompehielos en el formulario «Preséntate» y acuerdos.</w:t>
       </w:r>
     </w:p>
     <w:p>
@@ -556,7 +556,7 @@
                 <w:color w:val="2B2B2B"/>
                 <w:sz w:val="20"/>
               </w:rPr>
-              <w:t>Padlet</w:t>
+              <w:t>Formulario «Preséntate»</w:t>
             </w:r>
             <w:r>
               <w:rPr>
@@ -565,7 +565,7 @@
                 <w:color w:val="2B2B2B"/>
                 <w:sz w:val="20"/>
               </w:rPr>
-              <w:t xml:space="preserve"> (rompehielos / Preséntate)</w:t>
+              <w:t xml:space="preserve"> (rompehielos · Google Forms)</w:t>
             </w:r>
           </w:p>
         </w:tc>
@@ -582,7 +582,7 @@
                 <w:color w:val="2B2B2B"/>
                 <w:sz w:val="20"/>
               </w:rPr>
-              <w:t>https://padlet.com/andres_dfx/cun-wruz81hmf9k06gd7</w:t>
+              <w:t>[URL Formulario «Preséntate» — Google Forms · TRABAJO DE GRADO 3]</w:t>
             </w:r>
           </w:p>
         </w:tc>
@@ -659,7 +659,7 @@
                 <w:color w:val="2B2B2B"/>
                 <w:sz w:val="20"/>
               </w:rPr>
-              <w:t xml:space="preserve"> (campus del curso)</w:t>
+              <w:t xml:space="preserve"> (campus del curso: entregas y notas)</w:t>
             </w:r>
           </w:p>
         </w:tc>
@@ -697,7 +697,16 @@
                 <w:color w:val="2B2B2B"/>
                 <w:sz w:val="20"/>
               </w:rPr>
-              <w:t>Plantilla APA CUN</w:t>
+              <w:t>Grabaciones de las clases</w:t>
+            </w:r>
+            <w:r>
+              <w:rPr>
+                <w:rFonts w:ascii="Calibri" w:hAnsi="Calibri"/>
+                <w:b w:val="0"/>
+                <w:color w:val="2B2B2B"/>
+                <w:sz w:val="20"/>
+              </w:rPr>
+              <w:t xml:space="preserve"> (Drive)</w:t>
             </w:r>
           </w:p>
         </w:tc>
@@ -706,6 +715,42 @@
             <w:tcW w:type="dxa" w:w="4896"/>
             <w:shd w:val="clear" w:fill="F5F7F5"/>
             <w:shd w:val="clear" w:fill="F5F7F5"/>
+          </w:tcPr>
+          <w:p>
+            <w:r/>
+            <w:r>
+              <w:rPr>
+                <w:rFonts w:ascii="Calibri" w:hAnsi="Calibri"/>
+                <w:b w:val="0"/>
+                <w:color w:val="2B2B2B"/>
+                <w:sz w:val="20"/>
+              </w:rPr>
+              <w:t>https://drive.google.com/drive/folders/1EHck-ZdbwwLJtDk2NsS4UDL1UMf1sLqZ?usp=sharing</w:t>
+            </w:r>
+          </w:p>
+        </w:tc>
+      </w:tr>
+      <w:tr>
+        <w:tc>
+          <w:tcPr>
+            <w:tcW w:type="dxa" w:w="4896"/>
+          </w:tcPr>
+          <w:p>
+            <w:r/>
+            <w:r>
+              <w:rPr>
+                <w:rFonts w:ascii="Calibri" w:hAnsi="Calibri"/>
+                <w:b/>
+                <w:color w:val="2B2B2B"/>
+                <w:sz w:val="20"/>
+              </w:rPr>
+              <w:t>Plantilla APA CUN</w:t>
+            </w:r>
+          </w:p>
+        </w:tc>
+        <w:tc>
+          <w:tcPr>
+            <w:tcW w:type="dxa" w:w="4896"/>
           </w:tcPr>
           <w:p>
             <w:r/>
@@ -731,6 +776,190 @@
       </w:tr>
     </w:tbl>
     <w:p/>
+    <w:p>
+      <w:r>
+        <w:rPr>
+          <w:rFonts w:ascii="Calibri" w:hAnsi="Calibri"/>
+          <w:b w:val="0"/>
+          <w:color w:val="2B2B2B"/>
+          <w:sz w:val="22"/>
+        </w:rPr>
+        <w:t xml:space="preserve">El </w:t>
+      </w:r>
+      <w:r>
+        <w:rPr>
+          <w:rFonts w:ascii="Calibri" w:hAnsi="Calibri"/>
+          <w:b/>
+          <w:color w:val="2B2B2B"/>
+          <w:sz w:val="22"/>
+        </w:rPr>
+        <w:t>formulario «Preséntate»</w:t>
+      </w:r>
+      <w:r>
+        <w:rPr>
+          <w:rFonts w:ascii="Calibri" w:hAnsi="Calibri"/>
+          <w:b w:val="0"/>
+          <w:color w:val="2B2B2B"/>
+          <w:sz w:val="22"/>
+        </w:rPr>
+        <w:t xml:space="preserve"> se responde </w:t>
+      </w:r>
+      <w:r>
+        <w:rPr>
+          <w:rFonts w:ascii="Calibri" w:hAnsi="Calibri"/>
+          <w:b/>
+          <w:color w:val="2B2B2B"/>
+          <w:sz w:val="22"/>
+        </w:rPr>
+        <w:t>una sola vez</w:t>
+      </w:r>
+      <w:r>
+        <w:rPr>
+          <w:rFonts w:ascii="Calibri" w:hAnsi="Calibri"/>
+          <w:b w:val="0"/>
+          <w:color w:val="2B2B2B"/>
+          <w:sz w:val="22"/>
+        </w:rPr>
+        <w:t xml:space="preserve">, en la Sesión 01: 2–3 minutos, se entra con tu correo </w:t>
+      </w:r>
+      <w:r>
+        <w:rPr>
+          <w:rFonts w:ascii="Calibri" w:hAnsi="Calibri"/>
+          <w:b/>
+          <w:color w:val="2B2B2B"/>
+          <w:sz w:val="22"/>
+        </w:rPr>
+        <w:t>@cun.edu.co</w:t>
+      </w:r>
+      <w:r>
+        <w:rPr>
+          <w:rFonts w:ascii="Calibri" w:hAnsi="Calibri"/>
+          <w:b w:val="0"/>
+          <w:color w:val="2B2B2B"/>
+          <w:sz w:val="22"/>
+        </w:rPr>
+        <w:t xml:space="preserve"> y no hay que crear cuenta en ninguna plataforma nueva. Con 112 matriculados no alcanza a leerse un muro nota por nota, así que el formulario </w:t>
+      </w:r>
+      <w:r>
+        <w:rPr>
+          <w:rFonts w:ascii="Calibri" w:hAnsi="Calibri"/>
+          <w:b/>
+          <w:color w:val="2B2B2B"/>
+          <w:sz w:val="22"/>
+        </w:rPr>
+        <w:t>ordena y agrupa</w:t>
+      </w:r>
+      <w:r>
+        <w:rPr>
+          <w:rFonts w:ascii="Calibri" w:hAnsi="Calibri"/>
+          <w:b w:val="0"/>
+          <w:color w:val="2B2B2B"/>
+          <w:sz w:val="22"/>
+        </w:rPr>
+        <w:t xml:space="preserve"> las respuestas: en clase se leen en voz alta unas cuantas y el resto se ve en la pantalla de resumen. Durante el encuentro se participa con las </w:t>
+      </w:r>
+      <w:r>
+        <w:rPr>
+          <w:rFonts w:ascii="Calibri" w:hAnsi="Calibri"/>
+          <w:b/>
+          <w:color w:val="2B2B2B"/>
+          <w:sz w:val="22"/>
+        </w:rPr>
+        <w:t>encuestas y el Q&amp;A del propio Meet</w:t>
+      </w:r>
+      <w:r>
+        <w:rPr>
+          <w:rFonts w:ascii="Calibri" w:hAnsi="Calibri"/>
+          <w:b w:val="0"/>
+          <w:color w:val="2B2B2B"/>
+          <w:sz w:val="22"/>
+        </w:rPr>
+        <w:t xml:space="preserve"> — nada que instalar.</w:t>
+      </w:r>
+    </w:p>
+    <w:p>
+      <w:r>
+        <w:rPr>
+          <w:rFonts w:ascii="Calibri" w:hAnsi="Calibri"/>
+          <w:b w:val="0"/>
+          <w:color w:val="2B2B2B"/>
+          <w:sz w:val="22"/>
+        </w:rPr>
+        <w:t xml:space="preserve">La carpeta de </w:t>
+      </w:r>
+      <w:r>
+        <w:rPr>
+          <w:rFonts w:ascii="Calibri" w:hAnsi="Calibri"/>
+          <w:b/>
+          <w:color w:val="2B2B2B"/>
+          <w:sz w:val="22"/>
+        </w:rPr>
+        <w:t>grabaciones</w:t>
+      </w:r>
+      <w:r>
+        <w:rPr>
+          <w:rFonts w:ascii="Calibri" w:hAnsi="Calibri"/>
+          <w:b w:val="0"/>
+          <w:color w:val="2B2B2B"/>
+          <w:sz w:val="22"/>
+        </w:rPr>
+        <w:t xml:space="preserve"> es </w:t>
+      </w:r>
+      <w:r>
+        <w:rPr>
+          <w:rFonts w:ascii="Calibri" w:hAnsi="Calibri"/>
+          <w:b/>
+          <w:color w:val="2B2B2B"/>
+          <w:sz w:val="22"/>
+        </w:rPr>
+        <w:t>una sola para todos los cursos y todos los periodos</w:t>
+      </w:r>
+      <w:r>
+        <w:rPr>
+          <w:rFonts w:ascii="Calibri" w:hAnsi="Calibri"/>
+          <w:b w:val="0"/>
+          <w:color w:val="2B2B2B"/>
+          <w:sz w:val="22"/>
+        </w:rPr>
+        <w:t xml:space="preserve">: dentro se busca por el </w:t>
+      </w:r>
+      <w:r>
+        <w:rPr>
+          <w:rFonts w:ascii="Calibri" w:hAnsi="Calibri"/>
+          <w:b/>
+          <w:color w:val="2B2B2B"/>
+          <w:sz w:val="22"/>
+        </w:rPr>
+        <w:t>nombre del encuentro</w:t>
+      </w:r>
+      <w:r>
+        <w:rPr>
+          <w:rFonts w:ascii="Calibri" w:hAnsi="Calibri"/>
+          <w:b w:val="0"/>
+          <w:color w:val="2B2B2B"/>
+          <w:sz w:val="22"/>
+        </w:rPr>
+        <w:t xml:space="preserve">, con la forma «periodo - grupo - asignatura - sesión». En este curso, la Sesión 01 se llama </w:t>
+      </w:r>
+      <w:r>
+        <w:rPr>
+          <w:rFonts w:ascii="Calibri" w:hAnsi="Calibri"/>
+          <w:b/>
+          <w:color w:val="2B2B2B"/>
+          <w:sz w:val="22"/>
+        </w:rPr>
+        <w:t>«26P04/26V04 - 54450/54466/54467 - Trabajo de Grado 3 - Sesion 01»</w:t>
+      </w:r>
+      <w:r>
+        <w:rPr>
+          <w:rFonts w:ascii="Calibri" w:hAnsi="Calibri"/>
+          <w:b w:val="0"/>
+          <w:color w:val="2B2B2B"/>
+          <w:sz w:val="22"/>
+        </w:rPr>
+        <w:t>.</w:t>
+      </w:r>
+    </w:p>
     <w:p>
       <w:pPr>
         <w:spacing w:before="200" w:after="60"/>
@@ -1617,7 +1846,7 @@
                 <w:color w:val="2B2B2B"/>
                 <w:sz w:val="20"/>
               </w:rPr>
-              <w:t>07/11/2026 / 14/11/2026</w:t>
+              <w:t>07/11/2026</w:t>
             </w:r>
           </w:p>
         </w:tc>
@@ -1723,7 +1952,7 @@
                 <w:color w:val="2B2B2B"/>
                 <w:sz w:val="20"/>
               </w:rPr>
-              <w:t>10/11/2026 / 17/11/2026</w:t>
+              <w:t>10/11/2026</w:t>
             </w:r>
           </w:p>
         </w:tc>
@@ -1835,7 +2064,7 @@
                 <w:color w:val="2B2B2B"/>
                 <w:sz w:val="20"/>
               </w:rPr>
-              <w:t>10/11/2026 / 17/11/2026</w:t>
+              <w:t>10/11/2026</w:t>
             </w:r>
           </w:p>
         </w:tc>
@@ -1995,7 +2224,7 @@
           <w:color w:val="2B2B2B"/>
           <w:sz w:val="22"/>
         </w:rPr>
-        <w:t>10/11/2026 / 17/11/2026</w:t>
+        <w:t>10/11/2026</w:t>
       </w:r>
       <w:r>
         <w:rPr>
@@ -2044,7 +2273,7 @@
           <w:color w:val="2B2B2B"/>
           <w:sz w:val="22"/>
         </w:rPr>
-        <w:t>10/11/2026 / 17/11/2026</w:t>
+        <w:t>10/11/2026</w:t>
       </w:r>
       <w:r>
         <w:rPr>
@@ -2278,7 +2507,7 @@
           <w:color w:val="2B2B2B"/>
           <w:sz w:val="22"/>
         </w:rPr>
-        <w:t xml:space="preserve"> — bienvenida, el Docente, rompehielos Padlet (slide Preséntate), contenido, recursos y acuerdos. La </w:t>
+        <w:t xml:space="preserve"> — bienvenida, el Docente, rompehielos en el formulario «Preséntate» (slide Preséntate), contenido, recursos y acuerdos. La </w:t>
       </w:r>
       <w:r>
         <w:rPr>
@@ -2470,6 +2699,118 @@
     </w:p>
     <w:p>
       <w:pPr>
+        <w:pStyle w:val="ListNumber"/>
+      </w:pPr>
+      <w:r>
+        <w:rPr>
+          <w:rFonts w:ascii="Calibri" w:hAnsi="Calibri"/>
+          <w:b/>
+          <w:color w:val="2B2B2B"/>
+          <w:sz w:val="22"/>
+        </w:rPr>
+        <w:t>Si un día de clase cae festivo</w:t>
+      </w:r>
+      <w:r>
+        <w:rPr>
+          <w:rFonts w:ascii="Calibri" w:hAnsi="Calibri"/>
+          <w:b w:val="0"/>
+          <w:color w:val="2B2B2B"/>
+          <w:sz w:val="22"/>
+        </w:rPr>
+        <w:t xml:space="preserve">, la sesión </w:t>
+      </w:r>
+      <w:r>
+        <w:rPr>
+          <w:rFonts w:ascii="Calibri" w:hAnsi="Calibri"/>
+          <w:b/>
+          <w:color w:val="2B2B2B"/>
+          <w:sz w:val="22"/>
+        </w:rPr>
+        <w:t>no se cancela</w:t>
+      </w:r>
+      <w:r>
+        <w:rPr>
+          <w:rFonts w:ascii="Calibri" w:hAnsi="Calibri"/>
+          <w:b w:val="0"/>
+          <w:color w:val="2B2B2B"/>
+          <w:sz w:val="22"/>
+        </w:rPr>
+        <w:t xml:space="preserve">: es </w:t>
+      </w:r>
+      <w:r>
+        <w:rPr>
+          <w:rFonts w:ascii="Calibri" w:hAnsi="Calibri"/>
+          <w:b/>
+          <w:color w:val="2B2B2B"/>
+          <w:sz w:val="22"/>
+        </w:rPr>
+        <w:t>clase autónoma</w:t>
+      </w:r>
+      <w:r>
+        <w:rPr>
+          <w:rFonts w:ascii="Calibri" w:hAnsi="Calibri"/>
+          <w:b w:val="0"/>
+          <w:color w:val="2B2B2B"/>
+          <w:sz w:val="22"/>
+        </w:rPr>
+        <w:t xml:space="preserve"> y la actividad de ese día queda en la carpeta </w:t>
+      </w:r>
+      <w:r>
+        <w:rPr>
+          <w:rFonts w:ascii="Consolas" w:hAnsi="Consolas"/>
+          <w:color w:val="111111"/>
+          <w:sz w:val="21"/>
+        </w:rPr>
+        <w:t>Sesion NN - …/</w:t>
+      </w:r>
+      <w:r>
+        <w:rPr>
+          <w:rFonts w:ascii="Calibri" w:hAnsi="Calibri"/>
+          <w:b w:val="0"/>
+          <w:color w:val="2B2B2B"/>
+          <w:sz w:val="22"/>
+        </w:rPr>
+        <w:t xml:space="preserve"> de esta misma carpeta compartida, junto al material de la sesión. La </w:t>
+      </w:r>
+      <w:r>
+        <w:rPr>
+          <w:rFonts w:ascii="Calibri" w:hAnsi="Calibri"/>
+          <w:b/>
+          <w:color w:val="2B2B2B"/>
+          <w:sz w:val="22"/>
+        </w:rPr>
+        <w:t>entrega</w:t>
+      </w:r>
+      <w:r>
+        <w:rPr>
+          <w:rFonts w:ascii="Calibri" w:hAnsi="Calibri"/>
+          <w:b w:val="0"/>
+          <w:color w:val="2B2B2B"/>
+          <w:sz w:val="22"/>
+        </w:rPr>
+        <w:t xml:space="preserve">, como siempre, en </w:t>
+      </w:r>
+      <w:r>
+        <w:rPr>
+          <w:rFonts w:ascii="Calibri" w:hAnsi="Calibri"/>
+          <w:b/>
+          <w:color w:val="2B2B2B"/>
+          <w:sz w:val="22"/>
+        </w:rPr>
+        <w:t>CDigital</w:t>
+      </w:r>
+      <w:r>
+        <w:rPr>
+          <w:rFonts w:ascii="Calibri" w:hAnsi="Calibri"/>
+          <w:b w:val="0"/>
+          <w:color w:val="2B2B2B"/>
+          <w:sz w:val="22"/>
+        </w:rPr>
+        <w:t>.</w:t>
+      </w:r>
+    </w:p>
+    <w:p>
+      <w:pPr>
         <w:spacing w:before="200" w:after="60"/>
       </w:pPr>
       <w:r>
@@ -2587,7 +2928,7 @@
           <w:color w:val="2B2B2B"/>
           <w:sz w:val="22"/>
         </w:rPr>
-        <w:t>El Padlet es para presentarte / mapear expectativas; no sustituye la entrega en CDigital.</w:t>
+        <w:t>El formulario «Preséntate» es para presentarte / mapear expectativas; no sustituye la entrega en CDigital.</w:t>
       </w:r>
     </w:p>
     <w:p>
@@ -2598,7 +2939,7 @@
           <w:color w:val="2B2B2B"/>
           <w:sz w:val="22"/>
         </w:rPr>
-        <w:t>*Si falta un enlace (Meet o CDigital), el Docente lo publicará en el canal del curso.*</w:t>
+        <w:t>*Si falta un enlace (Meet, CDigital o el rompehielos), el Docente lo publicará en el canal del curso.*</w:t>
       </w:r>
     </w:p>
     <w:sectPr>

--- a/Pregrado/Trabajo de grado 3/Clases/LEEME - Material para estudiantes.docx
+++ b/Pregrado/Trabajo de grado 3/Clases/LEEME - Material para estudiantes.docx
@@ -299,7 +299,7 @@
           <w:color w:val="2B2B2B"/>
           <w:sz w:val="22"/>
         </w:rPr>
-        <w:t xml:space="preserve"> — encuadre, el Docente, rompehielos en el formulario «Preséntate» y acuerdos.</w:t>
+        <w:t xml:space="preserve"> — encuadre, el Docente, el juego de presentación en Slido y acuerdos.</w:t>
       </w:r>
     </w:p>
     <w:p>
@@ -556,7 +556,7 @@
                 <w:color w:val="2B2B2B"/>
                 <w:sz w:val="20"/>
               </w:rPr>
-              <w:t>Formulario «Preséntate»</w:t>
+              <w:t>Slido</w:t>
             </w:r>
             <w:r>
               <w:rPr>
@@ -565,7 +565,7 @@
                 <w:color w:val="2B2B2B"/>
                 <w:sz w:val="20"/>
               </w:rPr>
-              <w:t xml:space="preserve"> (rompehielos · Google Forms)</w:t>
+              <w:t xml:space="preserve"> (rompehielos de la Sesión 01 · juego con premio)</w:t>
             </w:r>
           </w:p>
         </w:tc>
@@ -582,7 +582,7 @@
                 <w:color w:val="2B2B2B"/>
                 <w:sz w:val="20"/>
               </w:rPr>
-              <w:t>[URL Formulario «Preséntate» — Google Forms · TRABAJO DE GRADO 3]</w:t>
+              <w:t>[URL Slido — evento del rompehielos pendiente · TRABAJO DE GRADO 3]</w:t>
             </w:r>
           </w:p>
         </w:tc>
@@ -672,11 +672,56 @@
             <w:r>
               <w:rPr>
                 <w:rFonts w:ascii="Calibri" w:hAnsi="Calibri"/>
+                <w:b/>
+                <w:color w:val="2B2B2B"/>
+                <w:sz w:val="20"/>
+              </w:rPr>
+              <w:t>54450</w:t>
+            </w:r>
+            <w:r>
+              <w:rPr>
+                <w:rFonts w:ascii="Calibri" w:hAnsi="Calibri"/>
                 <w:b w:val="0"/>
                 <w:color w:val="2B2B2B"/>
                 <w:sz w:val="20"/>
               </w:rPr>
-              <w:t>https://cdigital.cun.edu.co/course/view.php?id=112321</w:t>
+              <w:t xml:space="preserve">: https://cdigital.cun.edu.co/course/view.php?id=112321 · </w:t>
+            </w:r>
+            <w:r>
+              <w:rPr>
+                <w:rFonts w:ascii="Calibri" w:hAnsi="Calibri"/>
+                <w:b/>
+                <w:color w:val="2B2B2B"/>
+                <w:sz w:val="20"/>
+              </w:rPr>
+              <w:t>54466</w:t>
+            </w:r>
+            <w:r>
+              <w:rPr>
+                <w:rFonts w:ascii="Calibri" w:hAnsi="Calibri"/>
+                <w:b w:val="0"/>
+                <w:color w:val="2B2B2B"/>
+                <w:sz w:val="20"/>
+              </w:rPr>
+              <w:t xml:space="preserve">: https://cdigital.cun.edu.co/course/view.php?id=116387 · </w:t>
+            </w:r>
+            <w:r>
+              <w:rPr>
+                <w:rFonts w:ascii="Calibri" w:hAnsi="Calibri"/>
+                <w:b/>
+                <w:color w:val="2B2B2B"/>
+                <w:sz w:val="20"/>
+              </w:rPr>
+              <w:t>54467</w:t>
+            </w:r>
+            <w:r>
+              <w:rPr>
+                <w:rFonts w:ascii="Calibri" w:hAnsi="Calibri"/>
+                <w:b w:val="0"/>
+                <w:color w:val="2B2B2B"/>
+                <w:sz w:val="20"/>
+              </w:rPr>
+              <w:t>: https://cdigital.cun.edu.co/course/view.php?id=129270 — busca la de tu grupo</w:t>
             </w:r>
           </w:p>
         </w:tc>
@@ -784,7 +829,7 @@
           <w:color w:val="2B2B2B"/>
           <w:sz w:val="22"/>
         </w:rPr>
-        <w:t xml:space="preserve">El </w:t>
+        <w:t xml:space="preserve">El rompehielos de la </w:t>
       </w:r>
       <w:r>
         <w:rPr>
@@ -793,7 +838,7 @@
           <w:color w:val="2B2B2B"/>
           <w:sz w:val="22"/>
         </w:rPr>
-        <w:t>formulario «Preséntate»</w:t>
+        <w:t>Sesión 01</w:t>
       </w:r>
       <w:r>
         <w:rPr>
@@ -802,7 +847,7 @@
           <w:color w:val="2B2B2B"/>
           <w:sz w:val="22"/>
         </w:rPr>
-        <w:t xml:space="preserve"> se responde </w:t>
+        <w:t xml:space="preserve"> es un juego de </w:t>
       </w:r>
       <w:r>
         <w:rPr>
@@ -811,7 +856,7 @@
           <w:color w:val="2B2B2B"/>
           <w:sz w:val="22"/>
         </w:rPr>
-        <w:t>una sola vez</w:t>
+        <w:t>8 minutos</w:t>
       </w:r>
       <w:r>
         <w:rPr>
@@ -820,7 +865,7 @@
           <w:color w:val="2B2B2B"/>
           <w:sz w:val="22"/>
         </w:rPr>
-        <w:t xml:space="preserve">, en la Sesión 01: 2–3 minutos, se entra con tu correo </w:t>
+        <w:t xml:space="preserve"> en </w:t>
       </w:r>
       <w:r>
         <w:rPr>
@@ -829,7 +874,7 @@
           <w:color w:val="2B2B2B"/>
           <w:sz w:val="22"/>
         </w:rPr>
-        <w:t>@cun.edu.co</w:t>
+        <w:t>Slido</w:t>
       </w:r>
       <w:r>
         <w:rPr>
@@ -838,7 +883,7 @@
           <w:color w:val="2B2B2B"/>
           <w:sz w:val="22"/>
         </w:rPr>
-        <w:t xml:space="preserve"> y no hay que crear cuenta en ninguna plataforma nueva. Con 112 matriculados no alcanza a leerse un muro nota por nota, así que el formulario </w:t>
+        <w:t>: «</w:t>
       </w:r>
       <w:r>
         <w:rPr>
@@ -847,7 +892,7 @@
           <w:color w:val="2B2B2B"/>
           <w:sz w:val="22"/>
         </w:rPr>
-        <w:t>ordena y agrupa</w:t>
+        <w:t>dos verdades y una mentira</w:t>
       </w:r>
       <w:r>
         <w:rPr>
@@ -856,7 +901,7 @@
           <w:color w:val="2B2B2B"/>
           <w:sz w:val="22"/>
         </w:rPr>
-        <w:t xml:space="preserve"> las respuestas: en clase se leen en voz alta unas cuantas y el resto se ve en la pantalla de resumen. Durante el encuentro se participa con las </w:t>
+        <w:t xml:space="preserve">» sobre el Docente. En cada ronda ves tres frases suyas y eliges la que </w:t>
       </w:r>
       <w:r>
         <w:rPr>
@@ -865,7 +910,7 @@
           <w:color w:val="2B2B2B"/>
           <w:sz w:val="22"/>
         </w:rPr>
-        <w:t>encuestas y el Q&amp;A del propio Meet</w:t>
+        <w:t>no</w:t>
       </w:r>
       <w:r>
         <w:rPr>
@@ -874,7 +919,187 @@
           <w:color w:val="2B2B2B"/>
           <w:sz w:val="22"/>
         </w:rPr>
-        <w:t xml:space="preserve"> — nada que instalar.</w:t>
+        <w:t xml:space="preserve"> es cierta; acertar es 1 entre 3, así que no hay que saber nada para ganar. </w:t>
+      </w:r>
+      <w:r>
+        <w:rPr>
+          <w:rFonts w:ascii="Calibri" w:hAnsi="Calibri"/>
+          <w:b/>
+          <w:color w:val="2B2B2B"/>
+          <w:sz w:val="22"/>
+        </w:rPr>
+        <w:t>Cómo entras:</w:t>
+      </w:r>
+      <w:r>
+        <w:rPr>
+          <w:rFonts w:ascii="Calibri" w:hAnsi="Calibri"/>
+          <w:b w:val="0"/>
+          <w:color w:val="2B2B2B"/>
+          <w:sz w:val="22"/>
+        </w:rPr>
+        <w:t xml:space="preserve"> abres </w:t>
+      </w:r>
+      <w:r>
+        <w:rPr>
+          <w:rFonts w:ascii="Calibri" w:hAnsi="Calibri"/>
+          <w:b/>
+          <w:color w:val="2B2B2B"/>
+          <w:sz w:val="22"/>
+        </w:rPr>
+        <w:t>slido.com</w:t>
+      </w:r>
+      <w:r>
+        <w:rPr>
+          <w:rFonts w:ascii="Calibri" w:hAnsi="Calibri"/>
+          <w:b w:val="0"/>
+          <w:color w:val="2B2B2B"/>
+          <w:sz w:val="22"/>
+        </w:rPr>
+        <w:t xml:space="preserve"> y escribes el </w:t>
+      </w:r>
+      <w:r>
+        <w:rPr>
+          <w:rFonts w:ascii="Calibri" w:hAnsi="Calibri"/>
+          <w:b/>
+          <w:color w:val="2B2B2B"/>
+          <w:sz w:val="22"/>
+        </w:rPr>
+        <w:t>código del evento</w:t>
+      </w:r>
+      <w:r>
+        <w:rPr>
+          <w:rFonts w:ascii="Calibri" w:hAnsi="Calibri"/>
+          <w:b w:val="0"/>
+          <w:color w:val="2B2B2B"/>
+          <w:sz w:val="22"/>
+        </w:rPr>
+        <w:t xml:space="preserve">, que el Docente pega en el </w:t>
+      </w:r>
+      <w:r>
+        <w:rPr>
+          <w:rFonts w:ascii="Calibri" w:hAnsi="Calibri"/>
+          <w:b/>
+          <w:color w:val="2B2B2B"/>
+          <w:sz w:val="22"/>
+        </w:rPr>
+        <w:t>chat del Meet</w:t>
+      </w:r>
+      <w:r>
+        <w:rPr>
+          <w:rFonts w:ascii="Calibri" w:hAnsi="Calibri"/>
+          <w:b w:val="0"/>
+          <w:color w:val="2B2B2B"/>
+          <w:sz w:val="22"/>
+        </w:rPr>
+        <w:t xml:space="preserve"> al empezar. No hay que instalar nada ni crear cuenta. Al final sale la </w:t>
+      </w:r>
+      <w:r>
+        <w:rPr>
+          <w:rFonts w:ascii="Calibri" w:hAnsi="Calibri"/>
+          <w:b/>
+          <w:color w:val="2B2B2B"/>
+          <w:sz w:val="22"/>
+        </w:rPr>
+        <w:t>tabla de posiciones</w:t>
+      </w:r>
+      <w:r>
+        <w:rPr>
+          <w:rFonts w:ascii="Calibri" w:hAnsi="Calibri"/>
+          <w:b w:val="0"/>
+          <w:color w:val="2B2B2B"/>
+          <w:sz w:val="22"/>
+        </w:rPr>
+        <w:t xml:space="preserve"> y los </w:t>
+      </w:r>
+      <w:r>
+        <w:rPr>
+          <w:rFonts w:ascii="Calibri" w:hAnsi="Calibri"/>
+          <w:b/>
+          <w:color w:val="2B2B2B"/>
+          <w:sz w:val="22"/>
+        </w:rPr>
+        <w:t>tres primeros</w:t>
+      </w:r>
+      <w:r>
+        <w:rPr>
+          <w:rFonts w:ascii="Calibri" w:hAnsi="Calibri"/>
+          <w:b w:val="0"/>
+          <w:color w:val="2B2B2B"/>
+          <w:sz w:val="22"/>
+        </w:rPr>
+        <w:t xml:space="preserve"> juegan la ronda final con sus propias frases. Hay </w:t>
+      </w:r>
+      <w:r>
+        <w:rPr>
+          <w:rFonts w:ascii="Calibri" w:hAnsi="Calibri"/>
+          <w:b/>
+          <w:color w:val="2B2B2B"/>
+          <w:sz w:val="22"/>
+        </w:rPr>
+        <w:t>premio</w:t>
+      </w:r>
+      <w:r>
+        <w:rPr>
+          <w:rFonts w:ascii="Calibri" w:hAnsi="Calibri"/>
+          <w:b w:val="0"/>
+          <w:color w:val="2B2B2B"/>
+          <w:sz w:val="22"/>
+        </w:rPr>
+        <w:t xml:space="preserve">. Con 112 matriculados no alcanzamos a presentarnos uno por uno, y así igual nos conocemos. Si te la pierdes, el evento queda </w:t>
+      </w:r>
+      <w:r>
+        <w:rPr>
+          <w:rFonts w:ascii="Calibri" w:hAnsi="Calibri"/>
+          <w:b/>
+          <w:color w:val="2B2B2B"/>
+          <w:sz w:val="22"/>
+        </w:rPr>
+        <w:t>abierto 48 horas</w:t>
+      </w:r>
+      <w:r>
+        <w:rPr>
+          <w:rFonts w:ascii="Calibri" w:hAnsi="Calibri"/>
+          <w:b w:val="0"/>
+          <w:color w:val="2B2B2B"/>
+          <w:sz w:val="22"/>
+        </w:rPr>
+        <w:t xml:space="preserve">: puedes jugar aunque ya no entres en la tabla. Las </w:t>
+      </w:r>
+      <w:r>
+        <w:rPr>
+          <w:rFonts w:ascii="Calibri" w:hAnsi="Calibri"/>
+          <w:b/>
+          <w:color w:val="2B2B2B"/>
+          <w:sz w:val="22"/>
+        </w:rPr>
+        <w:t>preguntas</w:t>
+      </w:r>
+      <w:r>
+        <w:rPr>
+          <w:rFonts w:ascii="Calibri" w:hAnsi="Calibri"/>
+          <w:b w:val="0"/>
+          <w:color w:val="2B2B2B"/>
+          <w:sz w:val="22"/>
+        </w:rPr>
+        <w:t xml:space="preserve"> de toda la sesión también van por el </w:t>
+      </w:r>
+      <w:r>
+        <w:rPr>
+          <w:rFonts w:ascii="Calibri" w:hAnsi="Calibri"/>
+          <w:b/>
+          <w:color w:val="2B2B2B"/>
+          <w:sz w:val="22"/>
+        </w:rPr>
+        <w:t>Q&amp;A</w:t>
+      </w:r>
+      <w:r>
+        <w:rPr>
+          <w:rFonts w:ascii="Calibri" w:hAnsi="Calibri"/>
+          <w:b w:val="0"/>
+          <w:color w:val="2B2B2B"/>
+          <w:sz w:val="22"/>
+        </w:rPr>
+        <w:t xml:space="preserve"> de ese mismo Slido.</w:t>
       </w:r>
     </w:p>
     <w:p>
@@ -2507,7 +2732,7 @@
           <w:color w:val="2B2B2B"/>
           <w:sz w:val="22"/>
         </w:rPr>
-        <w:t xml:space="preserve"> — bienvenida, el Docente, rompehielos en el formulario «Preséntate» (slide Preséntate), contenido, recursos y acuerdos. La </w:t>
+        <w:t xml:space="preserve"> — bienvenida, el Docente, el juego de presentación en Slido (slide Preséntate), contenido, recursos y acuerdos. La </w:t>
       </w:r>
       <w:r>
         <w:rPr>
@@ -2924,11 +3149,38 @@
       <w:r>
         <w:rPr>
           <w:rFonts w:ascii="Calibri" w:hAnsi="Calibri"/>
+          <w:b/>
+          <w:color w:val="2B2B2B"/>
+          <w:sz w:val="22"/>
+        </w:rPr>
+        <w:t>El juego de Slido</w:t>
+      </w:r>
+      <w:r>
+        <w:rPr>
+          <w:rFonts w:ascii="Calibri" w:hAnsi="Calibri"/>
           <w:b w:val="0"/>
           <w:color w:val="2B2B2B"/>
           <w:sz w:val="22"/>
         </w:rPr>
-        <w:t>El formulario «Preséntate» es para presentarte / mapear expectativas; no sustituye la entrega en CDigital.</w:t>
+        <w:t xml:space="preserve"> es el rompehielos de la Sesión 01: sirve para conocernos y </w:t>
+      </w:r>
+      <w:r>
+        <w:rPr>
+          <w:rFonts w:ascii="Calibri" w:hAnsi="Calibri"/>
+          <w:b/>
+          <w:color w:val="2B2B2B"/>
+          <w:sz w:val="22"/>
+        </w:rPr>
+        <w:t>no da nota</w:t>
+      </w:r>
+      <w:r>
+        <w:rPr>
+          <w:rFonts w:ascii="Calibri" w:hAnsi="Calibri"/>
+          <w:b w:val="0"/>
+          <w:color w:val="2B2B2B"/>
+          <w:sz w:val="22"/>
+        </w:rPr>
+        <w:t xml:space="preserve"> ni sustituye ninguna entrega de CDigital.</w:t>
       </w:r>
     </w:p>
     <w:p>
@@ -2939,7 +3191,25 @@
           <w:color w:val="2B2B2B"/>
           <w:sz w:val="22"/>
         </w:rPr>
-        <w:t>*Si falta un enlace (Meet, CDigital o el rompehielos), el Docente lo publicará en el canal del curso.*</w:t>
+        <w:t xml:space="preserve">*Si falta un enlace (Meet, CDigital o el rompehielos), el Docente lo publicará en el canal del curso; el del rompehielos, además, lo pega en el </w:t>
+      </w:r>
+      <w:r>
+        <w:rPr>
+          <w:rFonts w:ascii="Calibri" w:hAnsi="Calibri"/>
+          <w:b/>
+          <w:color w:val="2B2B2B"/>
+          <w:sz w:val="22"/>
+        </w:rPr>
+        <w:t>chat del Meet</w:t>
+      </w:r>
+      <w:r>
+        <w:rPr>
+          <w:rFonts w:ascii="Calibri" w:hAnsi="Calibri"/>
+          <w:b w:val="0"/>
+          <w:color w:val="2B2B2B"/>
+          <w:sz w:val="22"/>
+        </w:rPr>
+        <w:t xml:space="preserve"> al empezar la Sesión 01.*</w:t>
       </w:r>
     </w:p>
     <w:sectPr>

--- a/Pregrado/Trabajo de grado 3/Clases/LEEME - Material para estudiantes.docx
+++ b/Pregrado/Trabajo de grado 3/Clases/LEEME - Material para estudiantes.docx
@@ -2005,7 +2005,7 @@
                 <w:color w:val="2B2B2B"/>
                 <w:sz w:val="20"/>
               </w:rPr>
-              <w:t xml:space="preserve"> — Artículo de investigación</w:t>
+              <w:t xml:space="preserve"> — Documento final de grado</w:t>
             </w:r>
           </w:p>
         </w:tc>
@@ -2089,7 +2089,7 @@
                 <w:color w:val="111111"/>
                 <w:sz w:val="19"/>
               </w:rPr>
-              <w:t>Recursos/ACAs/ACA Final (32%) - Articulo de investigacion.docx</w:t>
+              <w:t>Recursos/ACAs/ACA Final (32%) - Documento final de grado.docx</w:t>
             </w:r>
           </w:p>
         </w:tc>
@@ -3191,7 +3191,7 @@
           <w:color w:val="2B2B2B"/>
           <w:sz w:val="22"/>
         </w:rPr>
-        <w:t xml:space="preserve">*Si falta un enlace (Meet, CDigital o el rompehielos), el Docente lo publicará en el canal del curso; el del rompehielos, además, lo pega en el </w:t>
+        <w:t xml:space="preserve">Si falta un enlace (Meet, CDigital o el rompehielos), el Docente lo publicará en el canal del curso; el del rompehielos, además, lo pega en el </w:t>
       </w:r>
       <w:r>
         <w:rPr>
@@ -3209,7 +3209,7 @@
           <w:color w:val="2B2B2B"/>
           <w:sz w:val="22"/>
         </w:rPr>
-        <w:t xml:space="preserve"> al empezar la Sesión 01.*</w:t>
+        <w:t xml:space="preserve"> al empezar la Sesión 01.</w:t>
       </w:r>
     </w:p>
     <w:sectPr>

--- a/Pregrado/Trabajo de grado 3/Clases/LEEME - Material para estudiantes.docx
+++ b/Pregrado/Trabajo de grado 3/Clases/LEEME - Material para estudiantes.docx
@@ -770,7 +770,7 @@
                 <w:color w:val="2B2B2B"/>
                 <w:sz w:val="20"/>
               </w:rPr>
-              <w:t>https://drive.google.com/drive/folders/1EHck-ZdbwwLJtDk2NsS4UDL1UMf1sLqZ?usp=sharing</w:t>
+              <w:t>https://drive.google.com/drive/folders/1TPGCeqIsaCQsh4-n5sniy68EnE7HYOal?usp=sharing</w:t>
             </w:r>
           </w:p>
         </w:tc>
